--- a/МСУ/ЛР2/Подготовка_к_ЛР2_Грудинин_Огарков.docx
+++ b/МСУ/ЛР2/Подготовка_к_ЛР2_Грудинин_Огарков.docx
@@ -9,8 +9,9 @@
       </w:pPr>
       <w:r>
         <w:rPr>
-          <w:color w:val="5A5A5A"/>
-          <w:sz w:val="18"/>
+          <w:rFonts w:ascii="Times New Roman" w:hAnsi="Times New Roman"/>
+          <w:color w:val="000000"/>
+          <w:sz w:val="19"/>
         </w:rPr>
         <w:t>НИУ «МЭИ» | Кафедра УИТ | Дисциплина «Моделирование систем управления»</w:t>
       </w:r>
@@ -22,8 +23,9 @@
       </w:pPr>
       <w:r>
         <w:rPr>
+          <w:rFonts w:ascii="Times New Roman" w:hAnsi="Times New Roman"/>
           <w:b/>
-          <w:color w:val="00413E"/>
+          <w:color w:val="000000"/>
           <w:sz w:val="23"/>
         </w:rPr>
         <w:t>Подготовка к лабораторной работе № 2</w:t>
@@ -33,15 +35,17 @@
     </w:p>
     <w:p>
       <w:pPr>
-        <w:spacing w:after="80"/>
+        <w:spacing w:after="60"/>
         <w:jc w:val="center"/>
       </w:pPr>
       <w:r>
         <w:rPr>
+          <w:rFonts w:ascii="Times New Roman" w:hAnsi="Times New Roman"/>
           <w:b/>
+          <w:color w:val="000000"/>
           <w:sz w:val="19"/>
         </w:rPr>
-        <w:t>Вариант № 4 | Студенты: Грудинин Е.К., Огарков И.А. (гр. А-03-23) | Преподаватель: доц. Васильев В.В.</w:t>
+        <w:t>Вариант № 4 | Студенты: Грудинин Е.К., Огарков И.А. (гр. А-03-23) | Преподаватель: доц. Васильев А.А.</w:t>
       </w:r>
     </w:p>
     <w:tbl>
@@ -51,45 +55,47 @@
         <w:tblLayout w:type="fixed"/>
         <w:tblLook w:firstColumn="1" w:firstRow="1" w:lastColumn="0" w:lastRow="0" w:noHBand="0" w:noVBand="1" w:val="04A0"/>
         <w:tblBorders>
-          <w:top w:val="single" w:sz="6" w:space="0" w:color="004B49"/>
-          <w:left w:val="single" w:sz="6" w:space="0" w:color="004B49"/>
-          <w:bottom w:val="single" w:sz="6" w:space="0" w:color="004B49"/>
-          <w:right w:val="single" w:sz="6" w:space="0" w:color="004B49"/>
-          <w:insideH w:val="single" w:sz="4" w:space="0" w:color="004B49"/>
-          <w:insideV w:val="single" w:sz="4" w:space="0" w:color="004B49"/>
+          <w:top w:val="single" w:sz="6" w:space="0" w:color="000000"/>
+          <w:left w:val="single" w:sz="6" w:space="0" w:color="000000"/>
+          <w:bottom w:val="single" w:sz="6" w:space="0" w:color="000000"/>
+          <w:right w:val="single" w:sz="6" w:space="0" w:color="000000"/>
+          <w:insideH w:val="single" w:sz="4" w:space="0" w:color="000000"/>
+          <w:insideV w:val="single" w:sz="4" w:space="0" w:color="000000"/>
         </w:tblBorders>
       </w:tblPr>
       <w:tblGrid>
-        <w:gridCol w:w="1051"/>
-        <w:gridCol w:w="1051"/>
-        <w:gridCol w:w="1051"/>
-        <w:gridCol w:w="1051"/>
-        <w:gridCol w:w="1051"/>
-        <w:gridCol w:w="1051"/>
-        <w:gridCol w:w="1051"/>
-        <w:gridCol w:w="1051"/>
-        <w:gridCol w:w="1051"/>
-        <w:gridCol w:w="1051"/>
+        <w:gridCol w:w="1004"/>
+        <w:gridCol w:w="1004"/>
+        <w:gridCol w:w="1004"/>
+        <w:gridCol w:w="1004"/>
+        <w:gridCol w:w="1004"/>
+        <w:gridCol w:w="1004"/>
+        <w:gridCol w:w="1004"/>
+        <w:gridCol w:w="1004"/>
+        <w:gridCol w:w="1004"/>
+        <w:gridCol w:w="1004"/>
       </w:tblGrid>
       <w:tr>
         <w:tc>
           <w:tcPr>
-            <w:tcW w:type="dxa" w:w="1022"/>
+            <w:tcW w:type="dxa" w:w="1008"/>
             <w:tcMar>
-              <w:top w:w="35" w:type="dxa"/>
-              <w:bottom w:w="35" w:type="dxa"/>
-              <w:left w:w="45" w:type="dxa"/>
-              <w:right w:w="45" w:type="dxa"/>
+              <w:top w:w="40" w:type="dxa"/>
+              <w:bottom w:w="40" w:type="dxa"/>
+              <w:left w:w="40" w:type="dxa"/>
+              <w:right w:w="40" w:type="dxa"/>
             </w:tcMar>
-            <w:shd w:fill="E0F2F1"/>
           </w:tcPr>
           <w:p>
             <w:pPr>
+              <w:spacing w:after="0"/>
               <w:jc w:val="center"/>
             </w:pPr>
             <w:r>
               <w:rPr>
+                <w:rFonts w:ascii="Times New Roman" w:hAnsi="Times New Roman"/>
                 <w:b/>
+                <w:color w:val="000000"/>
                 <w:sz w:val="17"/>
               </w:rPr>
               <w:t>T₁, с</w:t>
@@ -98,22 +104,24 @@
         </w:tc>
         <w:tc>
           <w:tcPr>
-            <w:tcW w:type="dxa" w:w="1022"/>
+            <w:tcW w:type="dxa" w:w="1008"/>
             <w:tcMar>
-              <w:top w:w="35" w:type="dxa"/>
-              <w:bottom w:w="35" w:type="dxa"/>
-              <w:left w:w="45" w:type="dxa"/>
-              <w:right w:w="45" w:type="dxa"/>
+              <w:top w:w="40" w:type="dxa"/>
+              <w:bottom w:w="40" w:type="dxa"/>
+              <w:left w:w="40" w:type="dxa"/>
+              <w:right w:w="40" w:type="dxa"/>
             </w:tcMar>
-            <w:shd w:fill="E0F2F1"/>
           </w:tcPr>
           <w:p>
             <w:pPr>
+              <w:spacing w:after="0"/>
               <w:jc w:val="center"/>
             </w:pPr>
             <w:r>
               <w:rPr>
+                <w:rFonts w:ascii="Times New Roman" w:hAnsi="Times New Roman"/>
                 <w:b/>
+                <w:color w:val="000000"/>
                 <w:sz w:val="17"/>
               </w:rPr>
               <w:t>T₂, с</w:t>
@@ -122,22 +130,24 @@
         </w:tc>
         <w:tc>
           <w:tcPr>
-            <w:tcW w:type="dxa" w:w="1022"/>
+            <w:tcW w:type="dxa" w:w="1008"/>
             <w:tcMar>
-              <w:top w:w="35" w:type="dxa"/>
-              <w:bottom w:w="35" w:type="dxa"/>
-              <w:left w:w="45" w:type="dxa"/>
-              <w:right w:w="45" w:type="dxa"/>
+              <w:top w:w="40" w:type="dxa"/>
+              <w:bottom w:w="40" w:type="dxa"/>
+              <w:left w:w="40" w:type="dxa"/>
+              <w:right w:w="40" w:type="dxa"/>
             </w:tcMar>
-            <w:shd w:fill="E0F2F1"/>
           </w:tcPr>
           <w:p>
             <w:pPr>
+              <w:spacing w:after="0"/>
               <w:jc w:val="center"/>
             </w:pPr>
             <w:r>
               <w:rPr>
+                <w:rFonts w:ascii="Times New Roman" w:hAnsi="Times New Roman"/>
                 <w:b/>
+                <w:color w:val="000000"/>
                 <w:sz w:val="17"/>
               </w:rPr>
               <w:t>k₁</w:t>
@@ -146,22 +156,24 @@
         </w:tc>
         <w:tc>
           <w:tcPr>
-            <w:tcW w:type="dxa" w:w="1022"/>
+            <w:tcW w:type="dxa" w:w="1008"/>
             <w:tcMar>
-              <w:top w:w="35" w:type="dxa"/>
-              <w:bottom w:w="35" w:type="dxa"/>
-              <w:left w:w="45" w:type="dxa"/>
-              <w:right w:w="45" w:type="dxa"/>
+              <w:top w:w="40" w:type="dxa"/>
+              <w:bottom w:w="40" w:type="dxa"/>
+              <w:left w:w="40" w:type="dxa"/>
+              <w:right w:w="40" w:type="dxa"/>
             </w:tcMar>
-            <w:shd w:fill="E0F2F1"/>
           </w:tcPr>
           <w:p>
             <w:pPr>
+              <w:spacing w:after="0"/>
               <w:jc w:val="center"/>
             </w:pPr>
             <w:r>
               <w:rPr>
+                <w:rFonts w:ascii="Times New Roman" w:hAnsi="Times New Roman"/>
                 <w:b/>
+                <w:color w:val="000000"/>
                 <w:sz w:val="17"/>
               </w:rPr>
               <w:t>k₂</w:t>
@@ -170,22 +182,24 @@
         </w:tc>
         <w:tc>
           <w:tcPr>
-            <w:tcW w:type="dxa" w:w="1022"/>
+            <w:tcW w:type="dxa" w:w="1008"/>
             <w:tcMar>
-              <w:top w:w="35" w:type="dxa"/>
-              <w:bottom w:w="35" w:type="dxa"/>
-              <w:left w:w="45" w:type="dxa"/>
-              <w:right w:w="45" w:type="dxa"/>
+              <w:top w:w="40" w:type="dxa"/>
+              <w:bottom w:w="40" w:type="dxa"/>
+              <w:left w:w="40" w:type="dxa"/>
+              <w:right w:w="40" w:type="dxa"/>
             </w:tcMar>
-            <w:shd w:fill="E0F2F1"/>
           </w:tcPr>
           <w:p>
             <w:pPr>
+              <w:spacing w:after="0"/>
               <w:jc w:val="center"/>
             </w:pPr>
             <w:r>
               <w:rPr>
+                <w:rFonts w:ascii="Times New Roman" w:hAnsi="Times New Roman"/>
                 <w:b/>
+                <w:color w:val="000000"/>
                 <w:sz w:val="17"/>
               </w:rPr>
               <w:t>k₃</w:t>
@@ -194,22 +208,24 @@
         </w:tc>
         <w:tc>
           <w:tcPr>
-            <w:tcW w:type="dxa" w:w="1022"/>
+            <w:tcW w:type="dxa" w:w="1008"/>
             <w:tcMar>
-              <w:top w:w="35" w:type="dxa"/>
-              <w:bottom w:w="35" w:type="dxa"/>
-              <w:left w:w="45" w:type="dxa"/>
-              <w:right w:w="45" w:type="dxa"/>
+              <w:top w:w="40" w:type="dxa"/>
+              <w:bottom w:w="40" w:type="dxa"/>
+              <w:left w:w="40" w:type="dxa"/>
+              <w:right w:w="40" w:type="dxa"/>
             </w:tcMar>
-            <w:shd w:fill="E0F2F1"/>
           </w:tcPr>
           <w:p>
             <w:pPr>
+              <w:spacing w:after="0"/>
               <w:jc w:val="center"/>
             </w:pPr>
             <w:r>
               <w:rPr>
+                <w:rFonts w:ascii="Times New Roman" w:hAnsi="Times New Roman"/>
                 <w:b/>
+                <w:color w:val="000000"/>
                 <w:sz w:val="17"/>
               </w:rPr>
               <w:t>k₄</w:t>
@@ -218,22 +234,24 @@
         </w:tc>
         <w:tc>
           <w:tcPr>
-            <w:tcW w:type="dxa" w:w="1022"/>
+            <w:tcW w:type="dxa" w:w="1008"/>
             <w:tcMar>
-              <w:top w:w="35" w:type="dxa"/>
-              <w:bottom w:w="35" w:type="dxa"/>
-              <w:left w:w="45" w:type="dxa"/>
-              <w:right w:w="45" w:type="dxa"/>
+              <w:top w:w="40" w:type="dxa"/>
+              <w:bottom w:w="40" w:type="dxa"/>
+              <w:left w:w="40" w:type="dxa"/>
+              <w:right w:w="40" w:type="dxa"/>
             </w:tcMar>
-            <w:shd w:fill="E0F2F1"/>
           </w:tcPr>
           <w:p>
             <w:pPr>
+              <w:spacing w:after="0"/>
               <w:jc w:val="center"/>
             </w:pPr>
             <w:r>
               <w:rPr>
+                <w:rFonts w:ascii="Times New Roman" w:hAnsi="Times New Roman"/>
                 <w:b/>
+                <w:color w:val="000000"/>
                 <w:sz w:val="17"/>
               </w:rPr>
               <w:t>a</w:t>
@@ -242,22 +260,24 @@
         </w:tc>
         <w:tc>
           <w:tcPr>
-            <w:tcW w:type="dxa" w:w="1022"/>
+            <w:tcW w:type="dxa" w:w="1008"/>
             <w:tcMar>
-              <w:top w:w="35" w:type="dxa"/>
-              <w:bottom w:w="35" w:type="dxa"/>
-              <w:left w:w="45" w:type="dxa"/>
-              <w:right w:w="45" w:type="dxa"/>
+              <w:top w:w="40" w:type="dxa"/>
+              <w:bottom w:w="40" w:type="dxa"/>
+              <w:left w:w="40" w:type="dxa"/>
+              <w:right w:w="40" w:type="dxa"/>
             </w:tcMar>
-            <w:shd w:fill="E0F2F1"/>
           </w:tcPr>
           <w:p>
             <w:pPr>
+              <w:spacing w:after="0"/>
               <w:jc w:val="center"/>
             </w:pPr>
             <w:r>
               <w:rPr>
+                <w:rFonts w:ascii="Times New Roman" w:hAnsi="Times New Roman"/>
                 <w:b/>
+                <w:color w:val="000000"/>
                 <w:sz w:val="17"/>
               </w:rPr>
               <w:t>b</w:t>
@@ -266,22 +286,24 @@
         </w:tc>
         <w:tc>
           <w:tcPr>
-            <w:tcW w:type="dxa" w:w="1022"/>
+            <w:tcW w:type="dxa" w:w="1008"/>
             <w:tcMar>
-              <w:top w:w="35" w:type="dxa"/>
-              <w:bottom w:w="35" w:type="dxa"/>
-              <w:left w:w="45" w:type="dxa"/>
-              <w:right w:w="45" w:type="dxa"/>
+              <w:top w:w="40" w:type="dxa"/>
+              <w:bottom w:w="40" w:type="dxa"/>
+              <w:left w:w="40" w:type="dxa"/>
+              <w:right w:w="40" w:type="dxa"/>
             </w:tcMar>
-            <w:shd w:fill="E0F2F1"/>
           </w:tcPr>
           <w:p>
             <w:pPr>
+              <w:spacing w:after="0"/>
               <w:jc w:val="center"/>
             </w:pPr>
             <w:r>
               <w:rPr>
+                <w:rFonts w:ascii="Times New Roman" w:hAnsi="Times New Roman"/>
                 <w:b/>
+                <w:color w:val="000000"/>
                 <w:sz w:val="17"/>
               </w:rPr>
               <w:t>T₁ (НМФ)</w:t>
@@ -290,22 +312,24 @@
         </w:tc>
         <w:tc>
           <w:tcPr>
-            <w:tcW w:type="dxa" w:w="1022"/>
+            <w:tcW w:type="dxa" w:w="1008"/>
             <w:tcMar>
-              <w:top w:w="35" w:type="dxa"/>
-              <w:bottom w:w="35" w:type="dxa"/>
-              <w:left w:w="45" w:type="dxa"/>
-              <w:right w:w="45" w:type="dxa"/>
+              <w:top w:w="40" w:type="dxa"/>
+              <w:bottom w:w="40" w:type="dxa"/>
+              <w:left w:w="40" w:type="dxa"/>
+              <w:right w:w="40" w:type="dxa"/>
             </w:tcMar>
-            <w:shd w:fill="E0F2F1"/>
           </w:tcPr>
           <w:p>
             <w:pPr>
+              <w:spacing w:after="0"/>
               <w:jc w:val="center"/>
             </w:pPr>
             <w:r>
               <w:rPr>
+                <w:rFonts w:ascii="Times New Roman" w:hAnsi="Times New Roman"/>
                 <w:b/>
+                <w:color w:val="000000"/>
                 <w:sz w:val="17"/>
               </w:rPr>
               <w:t>T₂ (НМФ)</w:t>
@@ -316,20 +340,23 @@
       <w:tr>
         <w:tc>
           <w:tcPr>
-            <w:tcW w:type="dxa" w:w="1022"/>
+            <w:tcW w:type="dxa" w:w="1008"/>
             <w:tcMar>
-              <w:top w:w="35" w:type="dxa"/>
-              <w:bottom w:w="35" w:type="dxa"/>
-              <w:left w:w="45" w:type="dxa"/>
-              <w:right w:w="45" w:type="dxa"/>
+              <w:top w:w="40" w:type="dxa"/>
+              <w:bottom w:w="40" w:type="dxa"/>
+              <w:left w:w="40" w:type="dxa"/>
+              <w:right w:w="40" w:type="dxa"/>
             </w:tcMar>
           </w:tcPr>
           <w:p>
             <w:pPr>
+              <w:spacing w:after="0"/>
               <w:jc w:val="center"/>
             </w:pPr>
             <w:r>
               <w:rPr>
+                <w:rFonts w:ascii="Times New Roman" w:hAnsi="Times New Roman"/>
+                <w:color w:val="000000"/>
                 <w:sz w:val="17"/>
               </w:rPr>
               <w:t>0.10</w:t>
@@ -338,20 +365,23 @@
         </w:tc>
         <w:tc>
           <w:tcPr>
-            <w:tcW w:type="dxa" w:w="1022"/>
+            <w:tcW w:type="dxa" w:w="1008"/>
             <w:tcMar>
-              <w:top w:w="35" w:type="dxa"/>
-              <w:bottom w:w="35" w:type="dxa"/>
-              <w:left w:w="45" w:type="dxa"/>
-              <w:right w:w="45" w:type="dxa"/>
+              <w:top w:w="40" w:type="dxa"/>
+              <w:bottom w:w="40" w:type="dxa"/>
+              <w:left w:w="40" w:type="dxa"/>
+              <w:right w:w="40" w:type="dxa"/>
             </w:tcMar>
           </w:tcPr>
           <w:p>
             <w:pPr>
+              <w:spacing w:after="0"/>
               <w:jc w:val="center"/>
             </w:pPr>
             <w:r>
               <w:rPr>
+                <w:rFonts w:ascii="Times New Roman" w:hAnsi="Times New Roman"/>
+                <w:color w:val="000000"/>
                 <w:sz w:val="17"/>
               </w:rPr>
               <w:t>0.25</w:t>
@@ -360,20 +390,23 @@
         </w:tc>
         <w:tc>
           <w:tcPr>
-            <w:tcW w:type="dxa" w:w="1022"/>
+            <w:tcW w:type="dxa" w:w="1008"/>
             <w:tcMar>
-              <w:top w:w="35" w:type="dxa"/>
-              <w:bottom w:w="35" w:type="dxa"/>
-              <w:left w:w="45" w:type="dxa"/>
-              <w:right w:w="45" w:type="dxa"/>
+              <w:top w:w="40" w:type="dxa"/>
+              <w:bottom w:w="40" w:type="dxa"/>
+              <w:left w:w="40" w:type="dxa"/>
+              <w:right w:w="40" w:type="dxa"/>
             </w:tcMar>
           </w:tcPr>
           <w:p>
             <w:pPr>
+              <w:spacing w:after="0"/>
               <w:jc w:val="center"/>
             </w:pPr>
             <w:r>
               <w:rPr>
+                <w:rFonts w:ascii="Times New Roman" w:hAnsi="Times New Roman"/>
+                <w:color w:val="000000"/>
                 <w:sz w:val="17"/>
               </w:rPr>
               <w:t>3.5</w:t>
@@ -382,20 +415,23 @@
         </w:tc>
         <w:tc>
           <w:tcPr>
-            <w:tcW w:type="dxa" w:w="1022"/>
+            <w:tcW w:type="dxa" w:w="1008"/>
             <w:tcMar>
-              <w:top w:w="35" w:type="dxa"/>
-              <w:bottom w:w="35" w:type="dxa"/>
-              <w:left w:w="45" w:type="dxa"/>
-              <w:right w:w="45" w:type="dxa"/>
+              <w:top w:w="40" w:type="dxa"/>
+              <w:bottom w:w="40" w:type="dxa"/>
+              <w:left w:w="40" w:type="dxa"/>
+              <w:right w:w="40" w:type="dxa"/>
             </w:tcMar>
           </w:tcPr>
           <w:p>
             <w:pPr>
+              <w:spacing w:after="0"/>
               <w:jc w:val="center"/>
             </w:pPr>
             <w:r>
               <w:rPr>
+                <w:rFonts w:ascii="Times New Roman" w:hAnsi="Times New Roman"/>
+                <w:color w:val="000000"/>
                 <w:sz w:val="17"/>
               </w:rPr>
               <w:t>0.6</w:t>
@@ -404,20 +440,23 @@
         </w:tc>
         <w:tc>
           <w:tcPr>
-            <w:tcW w:type="dxa" w:w="1022"/>
+            <w:tcW w:type="dxa" w:w="1008"/>
             <w:tcMar>
-              <w:top w:w="35" w:type="dxa"/>
-              <w:bottom w:w="35" w:type="dxa"/>
-              <w:left w:w="45" w:type="dxa"/>
-              <w:right w:w="45" w:type="dxa"/>
+              <w:top w:w="40" w:type="dxa"/>
+              <w:bottom w:w="40" w:type="dxa"/>
+              <w:left w:w="40" w:type="dxa"/>
+              <w:right w:w="40" w:type="dxa"/>
             </w:tcMar>
           </w:tcPr>
           <w:p>
             <w:pPr>
+              <w:spacing w:after="0"/>
               <w:jc w:val="center"/>
             </w:pPr>
             <w:r>
               <w:rPr>
+                <w:rFonts w:ascii="Times New Roman" w:hAnsi="Times New Roman"/>
+                <w:color w:val="000000"/>
                 <w:sz w:val="17"/>
               </w:rPr>
               <w:t>1.2</w:t>
@@ -426,20 +465,23 @@
         </w:tc>
         <w:tc>
           <w:tcPr>
-            <w:tcW w:type="dxa" w:w="1022"/>
+            <w:tcW w:type="dxa" w:w="1008"/>
             <w:tcMar>
-              <w:top w:w="35" w:type="dxa"/>
-              <w:bottom w:w="35" w:type="dxa"/>
-              <w:left w:w="45" w:type="dxa"/>
-              <w:right w:w="45" w:type="dxa"/>
+              <w:top w:w="40" w:type="dxa"/>
+              <w:bottom w:w="40" w:type="dxa"/>
+              <w:left w:w="40" w:type="dxa"/>
+              <w:right w:w="40" w:type="dxa"/>
             </w:tcMar>
           </w:tcPr>
           <w:p>
             <w:pPr>
+              <w:spacing w:after="0"/>
               <w:jc w:val="center"/>
             </w:pPr>
             <w:r>
               <w:rPr>
+                <w:rFonts w:ascii="Times New Roman" w:hAnsi="Times New Roman"/>
+                <w:color w:val="000000"/>
                 <w:sz w:val="17"/>
               </w:rPr>
               <w:t>3.0</w:t>
@@ -448,20 +490,23 @@
         </w:tc>
         <w:tc>
           <w:tcPr>
-            <w:tcW w:type="dxa" w:w="1022"/>
+            <w:tcW w:type="dxa" w:w="1008"/>
             <w:tcMar>
-              <w:top w:w="35" w:type="dxa"/>
-              <w:bottom w:w="35" w:type="dxa"/>
-              <w:left w:w="45" w:type="dxa"/>
-              <w:right w:w="45" w:type="dxa"/>
+              <w:top w:w="40" w:type="dxa"/>
+              <w:bottom w:w="40" w:type="dxa"/>
+              <w:left w:w="40" w:type="dxa"/>
+              <w:right w:w="40" w:type="dxa"/>
             </w:tcMar>
           </w:tcPr>
           <w:p>
             <w:pPr>
+              <w:spacing w:after="0"/>
               <w:jc w:val="center"/>
             </w:pPr>
             <w:r>
               <w:rPr>
+                <w:rFonts w:ascii="Times New Roman" w:hAnsi="Times New Roman"/>
+                <w:color w:val="000000"/>
                 <w:sz w:val="17"/>
               </w:rPr>
               <w:t>5.0</w:t>
@@ -470,20 +515,23 @@
         </w:tc>
         <w:tc>
           <w:tcPr>
-            <w:tcW w:type="dxa" w:w="1022"/>
+            <w:tcW w:type="dxa" w:w="1008"/>
             <w:tcMar>
-              <w:top w:w="35" w:type="dxa"/>
-              <w:bottom w:w="35" w:type="dxa"/>
-              <w:left w:w="45" w:type="dxa"/>
-              <w:right w:w="45" w:type="dxa"/>
+              <w:top w:w="40" w:type="dxa"/>
+              <w:bottom w:w="40" w:type="dxa"/>
+              <w:left w:w="40" w:type="dxa"/>
+              <w:right w:w="40" w:type="dxa"/>
             </w:tcMar>
           </w:tcPr>
           <w:p>
             <w:pPr>
+              <w:spacing w:after="0"/>
               <w:jc w:val="center"/>
             </w:pPr>
             <w:r>
               <w:rPr>
+                <w:rFonts w:ascii="Times New Roman" w:hAnsi="Times New Roman"/>
+                <w:color w:val="000000"/>
                 <w:sz w:val="17"/>
               </w:rPr>
               <w:t>1.8</w:t>
@@ -492,20 +540,23 @@
         </w:tc>
         <w:tc>
           <w:tcPr>
-            <w:tcW w:type="dxa" w:w="1022"/>
+            <w:tcW w:type="dxa" w:w="1008"/>
             <w:tcMar>
-              <w:top w:w="35" w:type="dxa"/>
-              <w:bottom w:w="35" w:type="dxa"/>
-              <w:left w:w="45" w:type="dxa"/>
-              <w:right w:w="45" w:type="dxa"/>
+              <w:top w:w="40" w:type="dxa"/>
+              <w:bottom w:w="40" w:type="dxa"/>
+              <w:left w:w="40" w:type="dxa"/>
+              <w:right w:w="40" w:type="dxa"/>
             </w:tcMar>
           </w:tcPr>
           <w:p>
             <w:pPr>
+              <w:spacing w:after="0"/>
               <w:jc w:val="center"/>
             </w:pPr>
             <w:r>
               <w:rPr>
+                <w:rFonts w:ascii="Times New Roman" w:hAnsi="Times New Roman"/>
+                <w:color w:val="000000"/>
                 <w:sz w:val="17"/>
               </w:rPr>
               <w:t>0.16 с</w:t>
@@ -514,20 +565,23 @@
         </w:tc>
         <w:tc>
           <w:tcPr>
-            <w:tcW w:type="dxa" w:w="1022"/>
+            <w:tcW w:type="dxa" w:w="1008"/>
             <w:tcMar>
-              <w:top w:w="35" w:type="dxa"/>
-              <w:bottom w:w="35" w:type="dxa"/>
-              <w:left w:w="45" w:type="dxa"/>
-              <w:right w:w="45" w:type="dxa"/>
+              <w:top w:w="40" w:type="dxa"/>
+              <w:bottom w:w="40" w:type="dxa"/>
+              <w:left w:w="40" w:type="dxa"/>
+              <w:right w:w="40" w:type="dxa"/>
             </w:tcMar>
           </w:tcPr>
           <w:p>
             <w:pPr>
+              <w:spacing w:after="0"/>
               <w:jc w:val="center"/>
             </w:pPr>
             <w:r>
               <w:rPr>
+                <w:rFonts w:ascii="Times New Roman" w:hAnsi="Times New Roman"/>
+                <w:color w:val="000000"/>
                 <w:sz w:val="17"/>
               </w:rPr>
               <w:t>2.50 с</w:t>
@@ -538,103 +592,40 @@
     </w:tbl>
     <w:p>
       <w:pPr>
-        <w:spacing w:after="40"/>
+        <w:spacing w:after="20"/>
       </w:pPr>
     </w:p>
     <w:p>
       <w:pPr>
         <w:keepNext/>
-        <w:spacing w:before="100" w:after="40"/>
+        <w:spacing w:before="80" w:after="30"/>
       </w:pPr>
       <w:r>
         <w:rPr>
           <w:rFonts w:ascii="Times New Roman" w:hAnsi="Times New Roman"/>
           <w:b/>
-          <w:color w:val="00413E"/>
+          <w:color w:val="000000"/>
           <w:sz w:val="22"/>
         </w:rPr>
-        <w:t>1. Уравнения состояния многосвязной системы (п. 1 задания)</w:t>
+        <w:t>1. Уравнения состояния многосвязной системы (пункт 1 задания)</w:t>
       </w:r>
     </w:p>
     <w:p>
       <w:pPr>
-        <w:spacing w:line="264" w:lineRule="auto" w:after="40"/>
+        <w:spacing w:line="269" w:lineRule="auto" w:after="30"/>
       </w:pPr>
       <w:r>
         <w:rPr>
           <w:rFonts w:ascii="Times New Roman" w:hAnsi="Times New Roman"/>
+          <w:color w:val="000000"/>
+          <w:sz w:val="21"/>
         </w:rPr>
-        <w:t>Исследуемая многосвязная система состоит из четырех динамических звеньев с двумя входами u₁, u₂ и двумя выходами y₁, y₂:</w:t>
+        <w:t>Исследуемая многосвязная система состоит из четырех динамических звеньев с двумя входами u₁, u₂ и двумя выходами y₁, y₂. Передаточные функции звеньев при параметрах Варианта № 4:</w:t>
       </w:r>
     </w:p>
     <w:p>
       <w:pPr>
-        <w:keepNext/>
-        <w:spacing w:before="40" w:after="20"/>
-        <w:jc w:val="center"/>
-      </w:pPr>
-      <w:r>
-        <w:drawing>
-          <wp:inline xmlns:a="http://schemas.openxmlformats.org/drawingml/2006/main" xmlns:pic="http://schemas.openxmlformats.org/drawingml/2006/picture">
-            <wp:extent cx="3474720" cy="1720825"/>
-            <wp:docPr id="1" name="Picture 1"/>
-            <wp:cNvGraphicFramePr>
-              <a:graphicFrameLocks noChangeAspect="1"/>
-            </wp:cNvGraphicFramePr>
-            <a:graphic>
-              <a:graphicData uri="http://schemas.openxmlformats.org/drawingml/2006/picture">
-                <pic:pic>
-                  <pic:nvPicPr>
-                    <pic:cNvPr id="0" name="fig1_multivariable_block_diagram.png"/>
-                    <pic:cNvPicPr/>
-                  </pic:nvPicPr>
-                  <pic:blipFill>
-                    <a:blip r:embed="rId9"/>
-                    <a:stretch>
-                      <a:fillRect/>
-                    </a:stretch>
-                  </pic:blipFill>
-                  <pic:spPr>
-                    <a:xfrm>
-                      <a:off x="0" y="0"/>
-                      <a:ext cx="3474720" cy="1720825"/>
-                    </a:xfrm>
-                    <a:prstGeom prst="rect"/>
-                  </pic:spPr>
-                </pic:pic>
-              </a:graphicData>
-            </a:graphic>
-          </wp:inline>
-        </w:drawing>
-      </w:r>
-    </w:p>
-    <w:p>
-      <w:pPr>
-        <w:spacing w:after="40"/>
-        <w:jc w:val="center"/>
-      </w:pPr>
-      <w:r>
-        <w:rPr>
-          <w:i/>
-          <w:sz w:val="16"/>
-        </w:rPr>
-        <w:t>Рис. 1. Структурная схема многосвязной динамической системы (Вариант 4)</w:t>
-      </w:r>
-    </w:p>
-    <w:p>
-      <w:pPr>
-        <w:spacing w:line="264" w:lineRule="auto" w:after="40"/>
-      </w:pPr>
-      <w:r>
-        <w:rPr>
-          <w:rFonts w:ascii="Times New Roman" w:hAnsi="Times New Roman"/>
-        </w:rPr>
-        <w:t>Передаточные функции звеньев при параметрах варианта 4:</w:t>
-      </w:r>
-    </w:p>
-    <w:p>
-      <w:pPr>
-        <w:spacing w:after="40"/>
+        <w:spacing w:before="40" w:after="40"/>
         <w:jc w:val="center"/>
       </w:pPr>
       <m:oMathPara>
@@ -651,18 +642,29 @@
               </m:r>
             </m:sub>
           </m:sSub>
+          <m:d>
+            <m:dPr>
+              <m:begChr m:val="("/>
+              <m:endChr m:val=")"/>
+            </m:dPr>
+            <m:e>
+              <m:r>
+                <m:t>p</m:t>
+              </m:r>
+            </m:e>
+          </m:d>
           <m:r>
             <m:t> = </m:t>
           </m:r>
           <m:f>
             <m:num>
               <m:r>
-                <m:t>35</m:t>
+                <m:t>3.5</m:t>
               </m:r>
             </m:num>
             <m:den>
               <m:r>
-                <m:t>p + 10</m:t>
+                <m:t>0.1 p + 1</m:t>
               </m:r>
             </m:den>
           </m:f>
@@ -681,6 +683,17 @@
               </m:r>
             </m:sub>
           </m:sSub>
+          <m:d>
+            <m:dPr>
+              <m:begChr m:val="("/>
+              <m:endChr m:val=")"/>
+            </m:dPr>
+            <m:e>
+              <m:r>
+                <m:t>p</m:t>
+              </m:r>
+            </m:e>
+          </m:d>
           <m:r>
             <m:t> = </m:t>
           </m:r>
@@ -711,6 +724,17 @@
               </m:r>
             </m:sub>
           </m:sSub>
+          <m:d>
+            <m:dPr>
+              <m:begChr m:val="("/>
+              <m:endChr m:val=")"/>
+            </m:dPr>
+            <m:e>
+              <m:r>
+                <m:t>p</m:t>
+              </m:r>
+            </m:e>
+          </m:d>
           <m:r>
             <m:t> = </m:t>
           </m:r>
@@ -741,13 +765,24 @@
               </m:r>
             </m:sub>
           </m:sSub>
+          <m:d>
+            <m:dPr>
+              <m:begChr m:val="("/>
+              <m:endChr m:val=")"/>
+            </m:dPr>
+            <m:e>
+              <m:r>
+                <m:t>p</m:t>
+              </m:r>
+            </m:e>
+          </m:d>
           <m:r>
             <m:t> = </m:t>
           </m:r>
           <m:f>
             <m:num>
               <m:r>
-                <m:t>3</m:t>
+                <m:t>3.0</m:t>
               </m:r>
             </m:num>
             <m:den>
@@ -764,7 +799,7 @@
                 </m:sup>
               </m:sSup>
               <m:r>
-                <m:t> + 5 p + 1.8</m:t>
+                <m:t> + 5.0 p + 1.8</m:t>
               </m:r>
             </m:den>
           </m:f>
@@ -773,77 +808,85 @@
     </w:p>
     <w:p>
       <w:pPr>
-        <w:spacing w:line="264" w:lineRule="auto" w:after="40"/>
+        <w:spacing w:line="269" w:lineRule="auto" w:after="30"/>
       </w:pPr>
       <w:r>
         <w:rPr>
           <w:rFonts w:ascii="Times New Roman" w:hAnsi="Times New Roman"/>
+          <w:color w:val="000000"/>
+          <w:sz w:val="21"/>
         </w:rPr>
-        <w:t>Вывод дифференциальных уравнений по звеньям и исключение идеального дифференцирования:</w:t>
+        <w:t>Вывод уравнений по звеньям и исключение идеального дифференцирования:</w:t>
       </w:r>
     </w:p>
     <w:p>
       <w:pPr>
-        <w:pStyle w:val="ListBullet"/>
-        <w:spacing w:line="264" w:lineRule="auto" w:after="30"/>
+        <w:spacing w:line="269" w:lineRule="auto" w:after="30"/>
       </w:pPr>
       <w:r>
         <w:rPr>
           <w:rFonts w:ascii="Times New Roman" w:hAnsi="Times New Roman"/>
+          <w:color w:val="000000"/>
+          <w:sz w:val="21"/>
         </w:rPr>
-        <w:t>Звено 1: T₁ ẏ_W1 + y_W1 = k₁ u₁. При x₁ = y_W1 получаем ẋ₁ = -10 x₁ + 35 u₁.</w:t>
+        <w:t>• Звено 1: 0.1 ẏ_W1 + y_W1 = 3.5 u₁. Принимая переменную состояния x₁ = y_W1, получаем: ẋ₁ = -10 x₁ + 35 u₁.</w:t>
       </w:r>
     </w:p>
     <w:p>
       <w:pPr>
-        <w:pStyle w:val="ListBullet"/>
-        <w:spacing w:line="264" w:lineRule="auto" w:after="30"/>
+        <w:spacing w:line="269" w:lineRule="auto" w:after="30"/>
       </w:pPr>
       <w:r>
         <w:rPr>
           <w:rFonts w:ascii="Times New Roman" w:hAnsi="Times New Roman"/>
+          <w:color w:val="000000"/>
+          <w:sz w:val="21"/>
         </w:rPr>
-        <w:t>Звено 2: выход интегратора x₂ = y_W2. На вход поступает x₁ + u₂, отсюда ẋ₂ = 0.6 x₁ + 0.6 u₂.</w:t>
+        <w:t>• Звено 2: интегратор с выходом x₂ = y_W2. На его вход поступает сумма x₁ + u₂, следовательно: ẋ₂ = 0.6 x₁ + 0.6 u₂.</w:t>
       </w:r>
     </w:p>
     <w:p>
       <w:pPr>
-        <w:pStyle w:val="ListBullet"/>
-        <w:spacing w:line="264" w:lineRule="auto" w:after="30"/>
+        <w:spacing w:line="269" w:lineRule="auto" w:after="30"/>
       </w:pPr>
       <w:r>
         <w:rPr>
           <w:rFonts w:ascii="Times New Roman" w:hAnsi="Times New Roman"/>
+          <w:color w:val="000000"/>
+          <w:sz w:val="21"/>
         </w:rPr>
-        <w:t>Звено 3: дифференциальное уравнение 0.25 ẏ₂ + y₂ = 1.2 u̇₁. По методу уравнения замыкания вводим переменную x₃ = y₂ - (k₃/T₂) u₁ = y₂ - 4.8 u₁. Тогда ẋ₃ = -(1/T₂) x₃ - (k₃/T₂²) u₁ = -4 x₃ - 19.2 u₁, а выход y₂ = x₃ + 4.8 u₁ выражается безынерционно.</w:t>
+        <w:t>• Звено 3: дифференциальное уравнение 0.25 ẏ₂ + y₂ = 1.2 u̇₁ содержит производную входа. Применяем метод уравнения замыкания Державина–Васильева: группируем слагаемые под производную d/dt [y₂ - 4.8 u₁] = -4 y₂. Вводим вспомогательную переменную состояния x₃ = y₂ - 4.8 u₁. Тогда ẋ₃ = -4 x₃ - 19.2 u₁, а выходная переменная выражается безынерционно: y₂ = x₃ + 4.8 u₁.</w:t>
       </w:r>
     </w:p>
     <w:p>
       <w:pPr>
-        <w:pStyle w:val="ListBullet"/>
-        <w:spacing w:line="264" w:lineRule="auto" w:after="30"/>
+        <w:spacing w:line="269" w:lineRule="auto" w:after="30"/>
       </w:pPr>
       <w:r>
         <w:rPr>
           <w:rFonts w:ascii="Times New Roman" w:hAnsi="Times New Roman"/>
+          <w:color w:val="000000"/>
+          <w:sz w:val="21"/>
         </w:rPr>
-        <w:t>Звено 4: ÿ_W4 + a ẏ_W4 + b y_W4 = k₄ y₂. Полагая x₅ = y_W4, x₄ = ẋ₅, с учетом связи с выходом y₂ получаем: ẋ₄ = -5 x₄ - 1.8 x₅ + 3 (x₃ + 4.8 u₁) = 3 x₃ - 5 x₄ - 1.8 x₅ + 14.4 u₁,   ẋ₅ = x₄.</w:t>
+        <w:t>• Звено 4: ÿ_W4 + 5 ẏ_W4 + 1.8 y_W4 = 3 y₂. Полагаем x₅ = y_W4, x₄ = ẋ₅. Подставляя выражение для y₂, получаем: ẋ₄ = -5 x₄ - 1.8 x₅ + 3 (x₃ + 4.8 u₁) = 3 x₃ - 5 x₄ - 1.8 x₅ + 14.4 u₁,   ẋ₅ = x₄.</w:t>
       </w:r>
     </w:p>
     <w:p>
       <w:pPr>
-        <w:spacing w:line="264" w:lineRule="auto" w:after="40"/>
+        <w:spacing w:line="269" w:lineRule="auto" w:after="30"/>
       </w:pPr>
       <w:r>
         <w:rPr>
           <w:rFonts w:ascii="Times New Roman" w:hAnsi="Times New Roman"/>
+          <w:color w:val="000000"/>
+          <w:sz w:val="21"/>
         </w:rPr>
         <w:t>Итоговая скалярная система уравнений состояния в нормальной форме Коши и уравнения выходов:</w:t>
       </w:r>
     </w:p>
     <w:p>
       <w:pPr>
-        <w:spacing w:after="40"/>
+        <w:spacing w:before="40" w:after="40"/>
         <w:jc w:val="center"/>
       </w:pPr>
       <m:oMathPara>
@@ -1235,32 +1278,34 @@
     <w:p>
       <w:pPr>
         <w:keepNext/>
-        <w:spacing w:before="100" w:after="40"/>
+        <w:spacing w:before="80" w:after="30"/>
       </w:pPr>
       <w:r>
         <w:rPr>
           <w:rFonts w:ascii="Times New Roman" w:hAnsi="Times New Roman"/>
           <w:b/>
-          <w:color w:val="00413E"/>
+          <w:color w:val="000000"/>
           <w:sz w:val="22"/>
         </w:rPr>
-        <w:t>2. Матричная форма уравнений состояния многосвязной системы (п. 2 задания)</w:t>
+        <w:t>2. Матричная форма уравнений состояния многосвязной системы (пункт 2 задания)</w:t>
       </w:r>
     </w:p>
     <w:p>
       <w:pPr>
-        <w:spacing w:line="264" w:lineRule="auto" w:after="40"/>
+        <w:spacing w:line="269" w:lineRule="auto" w:after="30"/>
       </w:pPr>
       <w:r>
         <w:rPr>
           <w:rFonts w:ascii="Times New Roman" w:hAnsi="Times New Roman"/>
+          <w:color w:val="000000"/>
+          <w:sz w:val="21"/>
         </w:rPr>
-        <w:t>Векторно-матричная форма Коши: ẋ(t) = A x(t) + B u(t),  y(t) = C x(t) + D u(t), где x ∈ ℝ⁵, u ∈ ℝ², y ∈ ℝ².</w:t>
+        <w:t>Векторно-матричная форма Коши: ẋ(t) = A x(t) + B u(t),  y(t) = C x(t) + D u(t), где x ∈ ℝ⁵, u ∈ ℝ², y ∈ ℝ²:</w:t>
       </w:r>
     </w:p>
     <w:p>
       <w:pPr>
-        <w:spacing w:after="40"/>
+        <w:spacing w:before="40" w:after="40"/>
         <w:jc w:val="center"/>
       </w:pPr>
       <m:oMathPara>
@@ -1420,7 +1465,7 @@
             </m:e>
           </m:d>
           <m:r>
-            <m:t>,  </m:t>
+            <m:t>,      </m:t>
           </m:r>
           <m:r>
             <m:rPr>
@@ -1501,9 +1546,16 @@
               </m:m>
             </m:e>
           </m:d>
-          <m:r>
-            <m:t>,  </m:t>
-          </m:r>
+        </m:oMath>
+      </m:oMathPara>
+    </w:p>
+    <w:p>
+      <w:pPr>
+        <w:spacing w:before="40" w:after="40"/>
+        <w:jc w:val="center"/>
+      </w:pPr>
+      <m:oMathPara>
+        <m:oMath>
           <m:r>
             <m:rPr>
               <m:b/>
@@ -1578,7 +1630,7 @@
             </m:e>
           </m:d>
           <m:r>
-            <m:t>,  </m:t>
+            <m:t>,          </m:t>
           </m:r>
           <m:r>
             <m:rPr>
@@ -1627,39 +1679,36 @@
       </m:oMathPara>
     </w:p>
     <w:p>
-      <w:r>
-        <w:br w:type="page"/>
-      </w:r>
-    </w:p>
-    <w:p>
       <w:pPr>
         <w:keepNext/>
-        <w:spacing w:before="40" w:after="40"/>
+        <w:spacing w:before="80" w:after="30"/>
       </w:pPr>
       <w:r>
         <w:rPr>
           <w:rFonts w:ascii="Times New Roman" w:hAnsi="Times New Roman"/>
           <w:b/>
-          <w:color w:val="00413E"/>
+          <w:color w:val="000000"/>
           <w:sz w:val="22"/>
         </w:rPr>
-        <w:t>3. Каноническое преобразование передаточной функции для случая простых корней (п. 3 задания)</w:t>
+        <w:t>3. Каноническое преобразование передаточной функции неминимально-фазовой системы (пункт 3 задания)</w:t>
       </w:r>
     </w:p>
     <w:p>
       <w:pPr>
-        <w:spacing w:line="264" w:lineRule="auto" w:after="40"/>
+        <w:spacing w:line="269" w:lineRule="auto" w:after="30"/>
       </w:pPr>
       <w:r>
         <w:rPr>
           <w:rFonts w:ascii="Times New Roman" w:hAnsi="Times New Roman"/>
+          <w:color w:val="000000"/>
+          <w:sz w:val="21"/>
         </w:rPr>
-        <w:t>Передаточная функция неминимально-фазового объекта (п. 3 программы исследований) при T₁ = 0.16 с, T₂ = 2.50 с:</w:t>
+        <w:t>Передаточная функция неминимально-фазового объекта (п. 3 задания) при T₁ = 0.16 с, T₂ = 2.50 с:</w:t>
       </w:r>
     </w:p>
     <w:p>
       <w:pPr>
-        <w:spacing w:after="40"/>
+        <w:spacing w:before="40" w:after="40"/>
         <w:jc w:val="center"/>
       </w:pPr>
       <m:oMathPara>
@@ -1840,88 +1889,38 @@
               </m:d>
             </m:den>
           </m:f>
-          <m:r>
-            <m:t> = </m:t>
-          </m:r>
-          <m:f>
-            <m:num>
-              <m:sSub>
-                <m:e>
-                  <m:r>
-                    <m:t>k</m:t>
-                  </m:r>
-                </m:e>
-                <m:sub>
-                  <m:r>
-                    <m:t>p</m:t>
-                  </m:r>
-                </m:sub>
-              </m:sSub>
-              <m:d>
-                <m:dPr>
-                  <m:begChr m:val="("/>
-                  <m:endChr m:val=")"/>
-                </m:dPr>
-                <m:e>
-                  <m:r>
-                    <m:t>-0.8 p + 5</m:t>
-                  </m:r>
-                </m:e>
-              </m:d>
-            </m:num>
-            <m:den>
-              <m:d>
-                <m:dPr>
-                  <m:begChr m:val="("/>
-                  <m:endChr m:val=")"/>
-                </m:dPr>
-                <m:e>
-                  <m:r>
-                    <m:t>p + 12.5</m:t>
-                  </m:r>
-                </m:e>
-              </m:d>
-              <m:d>
-                <m:dPr>
-                  <m:begChr m:val="("/>
-                  <m:endChr m:val=")"/>
-                </m:dPr>
-                <m:e>
-                  <m:r>
-                    <m:t>p + 0.4</m:t>
-                  </m:r>
-                </m:e>
-              </m:d>
-            </m:den>
-          </m:f>
         </m:oMath>
       </m:oMathPara>
     </w:p>
     <w:p>
       <w:pPr>
-        <w:spacing w:line="264" w:lineRule="auto" w:after="40"/>
+        <w:spacing w:line="269" w:lineRule="auto" w:after="30"/>
       </w:pPr>
       <w:r>
         <w:rPr>
           <w:rFonts w:ascii="Times New Roman" w:hAnsi="Times New Roman"/>
+          <w:color w:val="000000"/>
+          <w:sz w:val="21"/>
         </w:rPr>
         <w:t>Полюса системы: простые вещественные корни λ₁ = -1/0.08 = -12.5 с⁻¹, λ₂ = -1/2.5 = -0.4 с⁻¹.</w:t>
       </w:r>
     </w:p>
     <w:p>
       <w:pPr>
-        <w:spacing w:line="264" w:lineRule="auto" w:after="40"/>
+        <w:spacing w:line="269" w:lineRule="auto" w:after="30"/>
       </w:pPr>
       <w:r>
         <w:rPr>
           <w:rFonts w:ascii="Times New Roman" w:hAnsi="Times New Roman"/>
+          <w:color w:val="000000"/>
+          <w:sz w:val="21"/>
         </w:rPr>
         <w:t>Разложение на простые дроби методом вычетов Хевисайда: W_раз(p) = c₁ / (p - λ₁) + c₂ / (p - λ₂):</w:t>
       </w:r>
     </w:p>
     <w:p>
       <w:pPr>
-        <w:spacing w:after="40"/>
+        <w:spacing w:before="40" w:after="40"/>
         <w:jc w:val="center"/>
       </w:pPr>
       <m:oMathPara>
@@ -2112,29 +2111,33 @@
     </w:p>
     <w:p>
       <w:pPr>
-        <w:spacing w:line="264" w:lineRule="auto" w:after="40"/>
+        <w:spacing w:line="269" w:lineRule="auto" w:after="30"/>
       </w:pPr>
       <w:r>
         <w:rPr>
           <w:rFonts w:ascii="Times New Roman" w:hAnsi="Times New Roman"/>
+          <w:color w:val="000000"/>
+          <w:sz w:val="21"/>
         </w:rPr>
-        <w:t>Проверка: c₁ + c₂ = -0.8 kp;  -c₁/λ₁ - c₂/λ₂ = 1.0 kp = W(0).</w:t>
+        <w:t>Проверка сходимости разложения: c₁ + c₂ = -0.8 kp;   -c₁/λ₁ - c₂/λ₂ = 1.0 kp = W(0).</w:t>
       </w:r>
     </w:p>
     <w:p>
       <w:pPr>
-        <w:spacing w:line="264" w:lineRule="auto" w:after="40"/>
+        <w:spacing w:line="269" w:lineRule="auto" w:after="30"/>
       </w:pPr>
       <w:r>
         <w:rPr>
           <w:rFonts w:ascii="Times New Roman" w:hAnsi="Times New Roman"/>
+          <w:color w:val="000000"/>
+          <w:sz w:val="21"/>
         </w:rPr>
         <w:t>Скалярные дифференциальные уравнения канонической формы Жордана и выходной сигнал:</w:t>
       </w:r>
     </w:p>
     <w:p>
       <w:pPr>
-        <w:spacing w:after="40"/>
+        <w:spacing w:before="40" w:after="40"/>
         <w:jc w:val="center"/>
       </w:pPr>
       <m:oMathPara>
@@ -2293,32 +2296,34 @@
     <w:p>
       <w:pPr>
         <w:keepNext/>
-        <w:spacing w:before="100" w:after="40"/>
+        <w:spacing w:before="80" w:after="30"/>
       </w:pPr>
       <w:r>
         <w:rPr>
           <w:rFonts w:ascii="Times New Roman" w:hAnsi="Times New Roman"/>
           <w:b/>
-          <w:color w:val="00413E"/>
+          <w:color w:val="000000"/>
           <w:sz w:val="22"/>
         </w:rPr>
-        <w:t>4. Матричная форма канонических уравнений состояния (п. 4 задания)</w:t>
+        <w:t>4. Матричная форма канонических уравнений состояния (пункт 4 задания)</w:t>
       </w:r>
     </w:p>
     <w:p>
       <w:pPr>
-        <w:spacing w:line="264" w:lineRule="auto" w:after="40"/>
+        <w:spacing w:line="269" w:lineRule="auto" w:after="30"/>
       </w:pPr>
       <w:r>
         <w:rPr>
           <w:rFonts w:ascii="Times New Roman" w:hAnsi="Times New Roman"/>
+          <w:color w:val="000000"/>
+          <w:sz w:val="21"/>
         </w:rPr>
         <w:t>Векторно-матричный вид: ż = Λ z + B_кан u,  y = C_кан z + D u, где:</w:t>
       </w:r>
     </w:p>
     <w:p>
       <w:pPr>
-        <w:spacing w:after="40"/>
+        <w:spacing w:before="40" w:after="40"/>
         <w:jc w:val="center"/>
       </w:pPr>
       <m:oMathPara>
@@ -2487,32 +2492,34 @@
     <w:p>
       <w:pPr>
         <w:keepNext/>
-        <w:spacing w:before="100" w:after="40"/>
+        <w:spacing w:before="80" w:after="30"/>
       </w:pPr>
       <w:r>
         <w:rPr>
           <w:rFonts w:ascii="Times New Roman" w:hAnsi="Times New Roman"/>
           <w:b/>
-          <w:color w:val="00413E"/>
+          <w:color w:val="000000"/>
           <w:sz w:val="22"/>
         </w:rPr>
-        <w:t>5. Определение предельного коэффициента усиления k_пред по критерию устойчивости (п. 5 задания)</w:t>
+        <w:t>5. Определение предельного коэффициента усиления k_пред по критерию устойчивости (пункт 5 задания)</w:t>
       </w:r>
     </w:p>
     <w:p>
       <w:pPr>
-        <w:spacing w:line="264" w:lineRule="auto" w:after="40"/>
+        <w:spacing w:line="269" w:lineRule="auto" w:after="30"/>
       </w:pPr>
       <w:r>
         <w:rPr>
           <w:rFonts w:ascii="Times New Roman" w:hAnsi="Times New Roman"/>
+          <w:color w:val="000000"/>
+          <w:sz w:val="21"/>
         </w:rPr>
         <w:t>Передаточная функция замкнутой системы с единичной отрицательной обратной связью:</w:t>
       </w:r>
     </w:p>
     <w:p>
       <w:pPr>
-        <w:spacing w:after="40"/>
+        <w:spacing w:before="40" w:after="40"/>
         <w:jc w:val="center"/>
       </w:pPr>
       <m:oMathPara>
@@ -2743,18 +2750,20 @@
     </w:p>
     <w:p>
       <w:pPr>
-        <w:spacing w:line="264" w:lineRule="auto" w:after="40"/>
+        <w:spacing w:line="269" w:lineRule="auto" w:after="30"/>
       </w:pPr>
       <w:r>
         <w:rPr>
           <w:rFonts w:ascii="Times New Roman" w:hAnsi="Times New Roman"/>
+          <w:color w:val="000000"/>
+          <w:sz w:val="21"/>
         </w:rPr>
-        <w:t>Характеристический полином знаменателя D(p) = a₂ p² + a₁ p + a₀ = 0:</w:t>
+        <w:t>Характеристический полином знаменателя замкнутой системы D(p) = a₂ p² + a₁ p + a₀ = 0:</w:t>
       </w:r>
     </w:p>
     <w:p>
       <w:pPr>
-        <w:spacing w:after="40"/>
+        <w:spacing w:before="40" w:after="40"/>
         <w:jc w:val="center"/>
       </w:pPr>
       <m:oMathPara>
@@ -2878,18 +2887,20 @@
     </w:p>
     <w:p>
       <w:pPr>
-        <w:spacing w:line="264" w:lineRule="auto" w:after="40"/>
+        <w:spacing w:line="269" w:lineRule="auto" w:after="30"/>
       </w:pPr>
       <w:r>
         <w:rPr>
           <w:rFonts w:ascii="Times New Roman" w:hAnsi="Times New Roman"/>
+          <w:color w:val="000000"/>
+          <w:sz w:val="21"/>
         </w:rPr>
         <w:t>По критерию Стодолы–Гурвица для полинома 2-го порядка условие границы устойчивости a₁ = 0:</w:t>
       </w:r>
     </w:p>
     <w:p>
       <w:pPr>
-        <w:spacing w:after="40"/>
+        <w:spacing w:before="40" w:after="40"/>
         <w:jc w:val="center"/>
       </w:pPr>
       <m:oMathPara>
@@ -3058,18 +3069,20 @@
     </w:p>
     <w:p>
       <w:pPr>
-        <w:spacing w:line="264" w:lineRule="auto" w:after="40"/>
+        <w:spacing w:line="269" w:lineRule="auto" w:after="30"/>
       </w:pPr>
       <w:r>
         <w:rPr>
           <w:rFonts w:ascii="Times New Roman" w:hAnsi="Times New Roman"/>
+          <w:color w:val="000000"/>
+          <w:sz w:val="21"/>
         </w:rPr>
         <w:t>Расчет k_пред для параметров Варианта № 4 (T₁ = 0.16 с, T₂ = 2.50 с):</w:t>
       </w:r>
     </w:p>
     <w:p>
       <w:pPr>
-        <w:spacing w:after="40"/>
+        <w:spacing w:before="40" w:after="40"/>
         <w:jc w:val="center"/>
       </w:pPr>
       <m:oMathPara>
@@ -3112,18 +3125,20 @@
     </w:p>
     <w:p>
       <w:pPr>
-        <w:spacing w:line="264" w:lineRule="auto" w:after="40"/>
+        <w:spacing w:line="269" w:lineRule="auto" w:after="30"/>
       </w:pPr>
       <w:r>
         <w:rPr>
           <w:rFonts w:ascii="Times New Roman" w:hAnsi="Times New Roman"/>
+          <w:color w:val="000000"/>
+          <w:sz w:val="21"/>
         </w:rPr>
         <w:t>Параметры гармонических автоколебаний на границе устойчивости (k_p = 16.125): 0.2 p² + 17.125 = 0  ⇒  полюса p₁,₂ = ± j √(17.125 / 0.2) ≈ ± j 9.2534 с⁻¹:</w:t>
       </w:r>
     </w:p>
     <w:p>
       <w:pPr>
-        <w:spacing w:after="40"/>
+        <w:spacing w:before="40" w:after="40"/>
         <w:jc w:val="center"/>
       </w:pPr>
       <m:oMathPara>
@@ -3209,8 +3224,8 @@
       </m:oMathPara>
     </w:p>
     <w:sectPr>
-      <w:pgSz w:w="12240" w:h="15840"/>
-      <w:pgMar w:top="648" w:right="720" w:bottom="648" w:left="1008" w:header="720" w:footer="720" w:gutter="0"/>
+      <w:pgSz w:w="11909" w:h="16834"/>
+      <w:pgMar w:top="792" w:right="792" w:bottom="792" w:left="1080" w:header="720" w:footer="720" w:gutter="0"/>
       <w:cols w:space="720"/>
       <w:docGrid w:linePitch="360"/>
     </w:sectPr>
@@ -3582,12 +3597,12 @@
     <w:qFormat/>
     <w:rsid w:val="00FC693F"/>
     <w:pPr>
-      <w:spacing w:line="264" w:lineRule="auto" w:after="40"/>
+      <w:spacing w:line="269" w:lineRule="auto" w:after="40"/>
     </w:pPr>
     <w:rPr>
       <w:rFonts w:ascii="Times New Roman" w:hAnsi="Times New Roman"/>
       <w:color w:val="000000"/>
-      <w:sz w:val="20"/>
+      <w:sz w:val="21"/>
     </w:rPr>
   </w:style>
   <w:style w:type="paragraph" w:styleId="Header">

--- a/МСУ/ЛР2/Подготовка_к_ЛР2_Грудинин_Огарков.docx
+++ b/МСУ/ЛР2/Подготовка_к_ЛР2_Грудинин_Огарков.docx
@@ -45,7 +45,7 @@
           <w:color w:val="000000"/>
           <w:sz w:val="19"/>
         </w:rPr>
-        <w:t>Вариант № 4 | Студенты: Грудинин Е.К., Огарков И.А. (гр. А-03-23) | Преподаватель: доц. Васильев А.А.</w:t>
+        <w:t>Вариант № 4 | Бригада: Грудинин К.С., Огарков Д.А. (гр. И-03-23)</w:t>
       </w:r>
     </w:p>
     <w:tbl>
@@ -855,7 +855,7 @@
           <w:color w:val="000000"/>
           <w:sz w:val="21"/>
         </w:rPr>
-        <w:t>• Звено 3: дифференциальное уравнение 0.25 ẏ₂ + y₂ = 1.2 u̇₁ содержит производную входа. Применяем метод уравнения замыкания Державина–Васильева: группируем слагаемые под производную d/dt [y₂ - 4.8 u₁] = -4 y₂. Вводим вспомогательную переменную состояния x₃ = y₂ - 4.8 u₁. Тогда ẋ₃ = -4 x₃ - 19.2 u₁, а выходная переменная выражается безынерционно: y₂ = x₃ + 4.8 u₁.</w:t>
+        <w:t>• Звено 3: дифференциальное уравнение 0.25 ẏ₂ + y₂ = 1.2 u̇₁ содержит производную входа. Применяем метод уравнения замыкания: группируем слагаемые под производную d/dt [y₂ - 4.8 u₁] = -4 y₂. Вводим вспомогательную переменную состояния x₃ = y₂ - 4.8 u₁. Тогда ẋ₃ = -4 x₃ - 19.2 u₁, а выходная переменная выражается безынерционно: y₂ = x₃ + 4.8 u₁.</w:t>
       </w:r>
     </w:p>
     <w:p>

--- a/МСУ/ЛР2/Подготовка_к_ЛР2_Грудинин_Огарков.docx
+++ b/МСУ/ЛР2/Подготовка_к_ЛР2_Грудинин_Огарков.docx
@@ -39,13 +39,7 @@
         <w:jc w:val="center"/>
       </w:pPr>
       <w:r>
-        <w:rPr>
-          <w:rFonts w:ascii="Times New Roman" w:hAnsi="Times New Roman"/>
-          <w:b/>
-          <w:color w:val="000000"/>
-          <w:sz w:val="19"/>
-        </w:rPr>
-        <w:t>Вариант № 4 | Бригада: Грудинин К.С., Огарков Д.А. (гр. И-03-23)</w:t>
+        <w:t>Вариант № 4 | Бригада: Грудинин Е.К., Огарков И.А. (гр. А-03-23)</w:t>
       </w:r>
     </w:p>
     <w:tbl>

--- a/МСУ/ЛР2/Подготовка_к_ЛР2_Грудинин_Огарков.docx
+++ b/МСУ/ЛР2/Подготовка_к_ЛР2_Грудинин_Огарков.docx
@@ -2884,12 +2884,7 @@
         <w:spacing w:line="269" w:lineRule="auto" w:after="30"/>
       </w:pPr>
       <w:r>
-        <w:rPr>
-          <w:rFonts w:ascii="Times New Roman" w:hAnsi="Times New Roman"/>
-          <w:color w:val="000000"/>
-          <w:sz w:val="21"/>
-        </w:rPr>
-        <w:t>По критерию Стодолы–Гурвица для полинома 2-го порядка условие границы устойчивости a₁ = 0:</w:t>
+        <w:t>По критерию Гурвица для полинома 2-го порядка условие границы устойчивости a₁ = 0:</w:t>
       </w:r>
     </w:p>
     <w:p>
